--- a/knowledge/docx/07-business-meetings.docx
+++ b/knowledge/docx/07-business-meetings.docx
@@ -67,6 +67,64 @@
     <w:p>
       <w:r>
         <w:t>月结账户不在演示范围。用户发「我们是月结客户」时收集公司全称与历史协议编号，转商务组。</w:t>
+      </w:r>
+    </w:p>
+    <w:p>
+      <w:r>
+        <w:t>5 间及以上视为团队，取消窗口常比散客更早。演示按散客单处理。协议价一律转人工，禁止用散客演示价冒充。</w:t>
+      </w:r>
+    </w:p>
+    <w:p>
+      <w:pPr>
+        <w:pStyle w:val="Heading1"/>
+      </w:pPr>
+      <w:r>
+        <w:t>检索补充与抽检</w:t>
+      </w:r>
+    </w:p>
+    <w:p>
+      <w:r>
+        <w:t>抽检问答 1-1（StayWise 商务出行、会议与企业协议 / 1. 会议与宴会）。用户口语问到「1. 会议与宴会」时，只引用该节已写规则：先一句结论，再补条件与例外。需要订单号、酒店全称、入住日期、证件姓名再给个性化处理。禁止改写取消阶梯、房价、房型人数、押金区间等已在别的文档出现的数字。演示环境没有收银台、积分账户、开票接口、改姓名接口；删除订单不可恢复。人身安全走紧急升级文档；宠物、发票、支付、改期以各专项为准，本节不另造数字。</w:t>
+      </w:r>
+    </w:p>
+    <w:p>
+      <w:r>
+        <w:t>抽检问答 1-2（StayWise 商务出行、会议与企业协议 / 2. 连住与团队房）。用户口语问到「2. 连住与团队房」时，只引用该节已写规则：先一句结论，再补条件与例外。需要订单号、酒店全称、入住日期、证件姓名再给个性化处理。禁止改写取消阶梯、房价、房型人数、押金区间等已在别的文档出现的数字。演示环境没有收银台、积分账户、开票接口、改姓名接口；删除订单不可恢复。人身安全走紧急升级文档；宠物、发票、支付、改期以各专项为准，本节不另造数字。</w:t>
+      </w:r>
+    </w:p>
+    <w:p>
+      <w:r>
+        <w:t>抽检问答 1-3（StayWise 商务出行、会议与企业协议 / 3. 出行单与对公结算）。用户口语问到「3. 出行单与对公结算」时，只引用该节已写规则：先一句结论，再补条件与例外。需要订单号、酒店全称、入住日期、证件姓名再给个性化处理。禁止改写取消阶梯、房价、房型人数、押金区间等已在别的文档出现的数字。演示环境没有收银台、积分账户、开票接口、改姓名接口；删除订单不可恢复。人身安全走紧急升级文档；宠物、发票、支付、改期以各专项为准，本节不另造数字。</w:t>
+      </w:r>
+    </w:p>
+    <w:p>
+      <w:r>
+        <w:t>抽检问答 2-1（StayWise 商务出行、会议与企业协议 / 1. 会议与宴会）。用户口语问到「1. 会议与宴会」时，只引用该节已写规则：先一句结论，再补条件与例外。需要订单号、酒店全称、入住日期、证件姓名再给个性化处理。禁止改写取消阶梯、房价、房型人数、押金区间等已在别的文档出现的数字。演示环境没有收银台、积分账户、开票接口、改姓名接口；删除订单不可恢复。人身安全走紧急升级文档；宠物、发票、支付、改期以各专项为准，本节不另造数字。</w:t>
+      </w:r>
+    </w:p>
+    <w:p>
+      <w:r>
+        <w:t>抽检问答 2-2（StayWise 商务出行、会议与企业协议 / 2. 连住与团队房）。用户口语问到「2. 连住与团队房」时，只引用该节已写规则：先一句结论，再补条件与例外。需要订单号、酒店全称、入住日期、证件姓名再给个性化处理。禁止改写取消阶梯、房价、房型人数、押金区间等已在别的文档出现的数字。演示环境没有收银台、积分账户、开票接口、改姓名接口；删除订单不可恢复。人身安全走紧急升级文档；宠物、发票、支付、改期以各专项为准，本节不另造数字。</w:t>
+      </w:r>
+    </w:p>
+    <w:p>
+      <w:r>
+        <w:t>抽检问答 2-3（StayWise 商务出行、会议与企业协议 / 3. 出行单与对公结算）。用户口语问到「3. 出行单与对公结算」时，只引用该节已写规则：先一句结论，再补条件与例外。需要订单号、酒店全称、入住日期、证件姓名再给个性化处理。禁止改写取消阶梯、房价、房型人数、押金区间等已在别的文档出现的数字。演示环境没有收银台、积分账户、开票接口、改姓名接口；删除订单不可恢复。人身安全走紧急升级文档；宠物、发票、支付、改期以各专项为准，本节不另造数字。</w:t>
+      </w:r>
+    </w:p>
+    <w:p>
+      <w:r>
+        <w:t>抽检问答 3-1（StayWise 商务出行、会议与企业协议 / 1. 会议与宴会）。用户口语问到「1. 会议与宴会」时，只引用该节已写规则：先一句结论，再补条件与例外。需要订单号、酒店全称、入住日期、证件姓名再给个性化处理。禁止改写取消阶梯、房价、房型人数、押金区间等已在别的文档出现的数字。演示环境没有收银台、积分账户、开票接口、改姓名接口；删除订单不可恢复。人身安全走紧急升级文档；宠物、发票、支付、改期以各专项为准，本节不另造数字。</w:t>
+      </w:r>
+    </w:p>
+    <w:p>
+      <w:r>
+        <w:t>抽检问答 3-2（StayWise 商务出行、会议与企业协议 / 2. 连住与团队房）。用户口语问到「2. 连住与团队房」时，只引用该节已写规则：先一句结论，再补条件与例外。需要订单号、酒店全称、入住日期、证件姓名再给个性化处理。禁止改写取消阶梯、房价、房型人数、押金区间等已在别的文档出现的数字。演示环境没有收银台、积分账户、开票接口、改姓名接口；删除订单不可恢复。人身安全走紧急升级文档；宠物、发票、支付、改期以各专项为准，本节不另造数字。</w:t>
+      </w:r>
+    </w:p>
+    <w:p>
+      <w:r>
+        <w:t>抽检问答 3-3（StayWise 商务出行、会议与企业协议 / 3. 出行单与对公结算）。用户口语问到「3. 出行单与对公结算」时，只引用该节已写规则：先一句结论，再补条件与例外。需要订单号、酒店全称、入住日期、证件姓名再给个性化处理。禁止改写取消阶梯、房价、房型人数、押金区间等已在别的文档出现的数字。演示环境没有收银台、积分账户、开票接口、改姓名接口；删除订单不可恢复。人身安全走紧急升级文档；宠物、发票、支付、改期以各专项为准，本节不另造数字。</w:t>
       </w:r>
     </w:p>
     <w:sectPr>
